--- a/docs/ahg-2026/kit/examples/jordan-faculty-coach.docx
+++ b/docs/ahg-2026/kit/examples/jordan-faculty-coach.docx
@@ -269,7 +269,7 @@
       </w:r>
       <w:br/>
       <w:r>
-        <w:t>description: Turns a checker's report on a faculty document into a short, kind note that teaches the habit behind the barriers.</w:t>
+        <w:t>description: Turns a checker's report on a faculty document into a short, kind note that teaches the habit behind the barriers. Use when a faculty member's document has barriers and you want them to learn the habit, not just get a fixed file.</w:t>
       </w:r>
       <w:br/>
       <w:r>
@@ -849,6 +849,87 @@
       </w:tr>
     </w:tbl>
     <w:p/>
+    <w:p>
+      <w:pPr>
+        <w:pStyle w:val="Heading2"/>
+      </w:pPr>
+      <w:r>
+        <w:t>Sources</w:t>
+      </w:r>
+    </w:p>
+    <w:p>
+      <w:r>
+        <w:rPr/>
+        <w:t>Checked on 29 October 2026.</w:t>
+      </w:r>
+    </w:p>
+    <w:p>
+      <w:pPr>
+        <w:pStyle w:val="ListBullet"/>
+      </w:pPr>
+      <w:hyperlink r:id="rId12">
+        <w:r>
+          <w:rPr>
+            <w:rStyle w:val="Hyperlink"/>
+            <w:u w:val="single"/>
+          </w:rPr>
+          <w:t xml:space="preserve">WCAG 2.2</w:t>
+        </w:r>
+      </w:hyperlink>
+      <w:r>
+        <w:rPr/>
+        <w:t>, the current W3C Recommendation.</w:t>
+      </w:r>
+    </w:p>
+    <w:p>
+      <w:pPr>
+        <w:pStyle w:val="ListBullet"/>
+      </w:pPr>
+      <w:hyperlink r:id="rId10">
+        <w:r>
+          <w:rPr>
+            <w:rStyle w:val="Hyperlink"/>
+            <w:u w:val="single"/>
+          </w:rPr>
+          <w:t xml:space="preserve">Understanding 1.3.1 Info and Relationships</w:t>
+        </w:r>
+      </w:hyperlink>
+      <w:r>
+        <w:rPr/>
+        <w:t xml:space="preserve"> and </w:t>
+      </w:r>
+      <w:hyperlink r:id="rId11">
+        <w:r>
+          <w:rPr>
+            <w:rStyle w:val="Hyperlink"/>
+            <w:u w:val="single"/>
+          </w:rPr>
+          <w:t xml:space="preserve">Understanding 2.4.4 Link Purpose (In Context)</w:t>
+        </w:r>
+      </w:hyperlink>
+      <w:r>
+        <w:rPr/>
+        <w:t>.</w:t>
+      </w:r>
+    </w:p>
+    <w:p>
+      <w:pPr>
+        <w:pStyle w:val="ListBullet"/>
+      </w:pPr>
+      <w:hyperlink r:id="rId13">
+        <w:r>
+          <w:rPr>
+            <w:rStyle w:val="Hyperlink"/>
+            <w:u w:val="single"/>
+          </w:rPr>
+          <w:t xml:space="preserve">Make your Word documents accessible</w:t>
+        </w:r>
+      </w:hyperlink>
+      <w:r>
+        <w:rPr/>
+        <w:t>, Microsoft Support.</w:t>
+      </w:r>
+    </w:p>
     <w:sectPr>
       <w:footerReference w:type="default" r:id="rId9"/>
       <w:pgSz w:w="12240" w:h="15840"/>
